--- a/docs/08_GitHub_Repository_Setup_Guide.docx
+++ b/docs/08_GitHub_Repository_Setup_Guide.docx
@@ -215,17 +215,7 @@
               <w:rFonts w:ascii="Times New Roman" w:hAnsi="Times New Roman" w:cs="Times New Roman"/>
             </w:rPr>
             <w:fldChar w:fldCharType="begin"/>
-          </w:r>
-          <w:r>
-            <w:rPr>
-              <w:rFonts w:ascii="Times New Roman" w:hAnsi="Times New Roman" w:cs="Times New Roman"/>
-            </w:rPr>
             <w:instrText>TOC \h \o "1-2"</w:instrText>
-          </w:r>
-          <w:r>
-            <w:rPr>
-              <w:rFonts w:ascii="Times New Roman" w:hAnsi="Times New Roman" w:cs="Times New Roman"/>
-            </w:rPr>
             <w:fldChar w:fldCharType="separate"/>
           </w:r>
           <w:hyperlink w:anchor="_Toc236326884" w:history="1">
@@ -245,46 +235,10 @@
                 <w:noProof/>
               </w:rPr>
               <w:tab/>
-            </w:r>
-            <w:r>
-              <w:rPr>
-                <w:rFonts w:ascii="Times New Roman" w:hAnsi="Times New Roman" w:cs="Times New Roman"/>
-                <w:noProof/>
-              </w:rPr>
               <w:fldChar w:fldCharType="begin"/>
-            </w:r>
-            <w:r>
-              <w:rPr>
-                <w:rFonts w:ascii="Times New Roman" w:hAnsi="Times New Roman" w:cs="Times New Roman"/>
-                <w:noProof/>
-              </w:rPr>
               <w:instrText xml:space="preserve"> PAGEREF _Toc236326884 \h </w:instrText>
-            </w:r>
-            <w:r>
-              <w:rPr>
-                <w:rFonts w:ascii="Times New Roman" w:hAnsi="Times New Roman" w:cs="Times New Roman"/>
-                <w:noProof/>
-              </w:rPr>
-            </w:r>
-            <w:r>
-              <w:rPr>
-                <w:rFonts w:ascii="Times New Roman" w:hAnsi="Times New Roman" w:cs="Times New Roman"/>
-                <w:noProof/>
-              </w:rPr>
               <w:fldChar w:fldCharType="separate"/>
-            </w:r>
-            <w:r>
-              <w:rPr>
-                <w:rFonts w:ascii="Times New Roman" w:hAnsi="Times New Roman" w:cs="Times New Roman"/>
-                <w:noProof/>
-              </w:rPr>
               <w:t>2</w:t>
-            </w:r>
-            <w:r>
-              <w:rPr>
-                <w:rFonts w:ascii="Times New Roman" w:hAnsi="Times New Roman" w:cs="Times New Roman"/>
-                <w:noProof/>
-              </w:rPr>
               <w:fldChar w:fldCharType="end"/>
             </w:r>
           </w:hyperlink>
@@ -317,46 +271,10 @@
                 <w:noProof/>
               </w:rPr>
               <w:tab/>
-            </w:r>
-            <w:r>
-              <w:rPr>
-                <w:rFonts w:ascii="Times New Roman" w:hAnsi="Times New Roman" w:cs="Times New Roman"/>
-                <w:noProof/>
-              </w:rPr>
               <w:fldChar w:fldCharType="begin"/>
-            </w:r>
-            <w:r>
-              <w:rPr>
-                <w:rFonts w:ascii="Times New Roman" w:hAnsi="Times New Roman" w:cs="Times New Roman"/>
-                <w:noProof/>
-              </w:rPr>
               <w:instrText xml:space="preserve"> PAGEREF _Toc236326885 \h </w:instrText>
-            </w:r>
-            <w:r>
-              <w:rPr>
-                <w:rFonts w:ascii="Times New Roman" w:hAnsi="Times New Roman" w:cs="Times New Roman"/>
-                <w:noProof/>
-              </w:rPr>
-            </w:r>
-            <w:r>
-              <w:rPr>
-                <w:rFonts w:ascii="Times New Roman" w:hAnsi="Times New Roman" w:cs="Times New Roman"/>
-                <w:noProof/>
-              </w:rPr>
               <w:fldChar w:fldCharType="separate"/>
-            </w:r>
-            <w:r>
-              <w:rPr>
-                <w:rFonts w:ascii="Times New Roman" w:hAnsi="Times New Roman" w:cs="Times New Roman"/>
-                <w:noProof/>
-              </w:rPr>
               <w:t>3</w:t>
-            </w:r>
-            <w:r>
-              <w:rPr>
-                <w:rFonts w:ascii="Times New Roman" w:hAnsi="Times New Roman" w:cs="Times New Roman"/>
-                <w:noProof/>
-              </w:rPr>
               <w:fldChar w:fldCharType="end"/>
             </w:r>
           </w:hyperlink>
@@ -389,46 +307,10 @@
                 <w:noProof/>
               </w:rPr>
               <w:tab/>
-            </w:r>
-            <w:r>
-              <w:rPr>
-                <w:rFonts w:ascii="Times New Roman" w:hAnsi="Times New Roman" w:cs="Times New Roman"/>
-                <w:noProof/>
-              </w:rPr>
               <w:fldChar w:fldCharType="begin"/>
-            </w:r>
-            <w:r>
-              <w:rPr>
-                <w:rFonts w:ascii="Times New Roman" w:hAnsi="Times New Roman" w:cs="Times New Roman"/>
-                <w:noProof/>
-              </w:rPr>
               <w:instrText xml:space="preserve"> PAGEREF _Toc236326886 \h </w:instrText>
-            </w:r>
-            <w:r>
-              <w:rPr>
-                <w:rFonts w:ascii="Times New Roman" w:hAnsi="Times New Roman" w:cs="Times New Roman"/>
-                <w:noProof/>
-              </w:rPr>
-            </w:r>
-            <w:r>
-              <w:rPr>
-                <w:rFonts w:ascii="Times New Roman" w:hAnsi="Times New Roman" w:cs="Times New Roman"/>
-                <w:noProof/>
-              </w:rPr>
               <w:fldChar w:fldCharType="separate"/>
-            </w:r>
-            <w:r>
-              <w:rPr>
-                <w:rFonts w:ascii="Times New Roman" w:hAnsi="Times New Roman" w:cs="Times New Roman"/>
-                <w:noProof/>
-              </w:rPr>
               <w:t>3</w:t>
-            </w:r>
-            <w:r>
-              <w:rPr>
-                <w:rFonts w:ascii="Times New Roman" w:hAnsi="Times New Roman" w:cs="Times New Roman"/>
-                <w:noProof/>
-              </w:rPr>
               <w:fldChar w:fldCharType="end"/>
             </w:r>
           </w:hyperlink>
@@ -461,46 +343,10 @@
                 <w:noProof/>
               </w:rPr>
               <w:tab/>
-            </w:r>
-            <w:r>
-              <w:rPr>
-                <w:rFonts w:ascii="Times New Roman" w:hAnsi="Times New Roman" w:cs="Times New Roman"/>
-                <w:noProof/>
-              </w:rPr>
               <w:fldChar w:fldCharType="begin"/>
-            </w:r>
-            <w:r>
-              <w:rPr>
-                <w:rFonts w:ascii="Times New Roman" w:hAnsi="Times New Roman" w:cs="Times New Roman"/>
-                <w:noProof/>
-              </w:rPr>
               <w:instrText xml:space="preserve"> PAGEREF _Toc236326887 \h </w:instrText>
-            </w:r>
-            <w:r>
-              <w:rPr>
-                <w:rFonts w:ascii="Times New Roman" w:hAnsi="Times New Roman" w:cs="Times New Roman"/>
-                <w:noProof/>
-              </w:rPr>
-            </w:r>
-            <w:r>
-              <w:rPr>
-                <w:rFonts w:ascii="Times New Roman" w:hAnsi="Times New Roman" w:cs="Times New Roman"/>
-                <w:noProof/>
-              </w:rPr>
               <w:fldChar w:fldCharType="separate"/>
-            </w:r>
-            <w:r>
-              <w:rPr>
-                <w:rFonts w:ascii="Times New Roman" w:hAnsi="Times New Roman" w:cs="Times New Roman"/>
-                <w:noProof/>
-              </w:rPr>
               <w:t>3</w:t>
-            </w:r>
-            <w:r>
-              <w:rPr>
-                <w:rFonts w:ascii="Times New Roman" w:hAnsi="Times New Roman" w:cs="Times New Roman"/>
-                <w:noProof/>
-              </w:rPr>
               <w:fldChar w:fldCharType="end"/>
             </w:r>
           </w:hyperlink>
@@ -533,46 +379,10 @@
                 <w:noProof/>
               </w:rPr>
               <w:tab/>
-            </w:r>
-            <w:r>
-              <w:rPr>
-                <w:rFonts w:ascii="Times New Roman" w:hAnsi="Times New Roman" w:cs="Times New Roman"/>
-                <w:noProof/>
-              </w:rPr>
               <w:fldChar w:fldCharType="begin"/>
-            </w:r>
-            <w:r>
-              <w:rPr>
-                <w:rFonts w:ascii="Times New Roman" w:hAnsi="Times New Roman" w:cs="Times New Roman"/>
-                <w:noProof/>
-              </w:rPr>
               <w:instrText xml:space="preserve"> PAGEREF _Toc236326888 \h </w:instrText>
-            </w:r>
-            <w:r>
-              <w:rPr>
-                <w:rFonts w:ascii="Times New Roman" w:hAnsi="Times New Roman" w:cs="Times New Roman"/>
-                <w:noProof/>
-              </w:rPr>
-            </w:r>
-            <w:r>
-              <w:rPr>
-                <w:rFonts w:ascii="Times New Roman" w:hAnsi="Times New Roman" w:cs="Times New Roman"/>
-                <w:noProof/>
-              </w:rPr>
               <w:fldChar w:fldCharType="separate"/>
-            </w:r>
-            <w:r>
-              <w:rPr>
-                <w:rFonts w:ascii="Times New Roman" w:hAnsi="Times New Roman" w:cs="Times New Roman"/>
-                <w:noProof/>
-              </w:rPr>
               <w:t>3</w:t>
-            </w:r>
-            <w:r>
-              <w:rPr>
-                <w:rFonts w:ascii="Times New Roman" w:hAnsi="Times New Roman" w:cs="Times New Roman"/>
-                <w:noProof/>
-              </w:rPr>
               <w:fldChar w:fldCharType="end"/>
             </w:r>
           </w:hyperlink>
@@ -605,46 +415,10 @@
                 <w:noProof/>
               </w:rPr>
               <w:tab/>
-            </w:r>
-            <w:r>
-              <w:rPr>
-                <w:rFonts w:ascii="Times New Roman" w:hAnsi="Times New Roman" w:cs="Times New Roman"/>
-                <w:noProof/>
-              </w:rPr>
               <w:fldChar w:fldCharType="begin"/>
-            </w:r>
-            <w:r>
-              <w:rPr>
-                <w:rFonts w:ascii="Times New Roman" w:hAnsi="Times New Roman" w:cs="Times New Roman"/>
-                <w:noProof/>
-              </w:rPr>
               <w:instrText xml:space="preserve"> PAGEREF _Toc236326889 \h </w:instrText>
-            </w:r>
-            <w:r>
-              <w:rPr>
-                <w:rFonts w:ascii="Times New Roman" w:hAnsi="Times New Roman" w:cs="Times New Roman"/>
-                <w:noProof/>
-              </w:rPr>
-            </w:r>
-            <w:r>
-              <w:rPr>
-                <w:rFonts w:ascii="Times New Roman" w:hAnsi="Times New Roman" w:cs="Times New Roman"/>
-                <w:noProof/>
-              </w:rPr>
               <w:fldChar w:fldCharType="separate"/>
-            </w:r>
-            <w:r>
-              <w:rPr>
-                <w:rFonts w:ascii="Times New Roman" w:hAnsi="Times New Roman" w:cs="Times New Roman"/>
-                <w:noProof/>
-              </w:rPr>
               <w:t>4</w:t>
-            </w:r>
-            <w:r>
-              <w:rPr>
-                <w:rFonts w:ascii="Times New Roman" w:hAnsi="Times New Roman" w:cs="Times New Roman"/>
-                <w:noProof/>
-              </w:rPr>
               <w:fldChar w:fldCharType="end"/>
             </w:r>
           </w:hyperlink>
@@ -677,46 +451,10 @@
                 <w:noProof/>
               </w:rPr>
               <w:tab/>
-            </w:r>
-            <w:r>
-              <w:rPr>
-                <w:rFonts w:ascii="Times New Roman" w:hAnsi="Times New Roman" w:cs="Times New Roman"/>
-                <w:noProof/>
-              </w:rPr>
               <w:fldChar w:fldCharType="begin"/>
-            </w:r>
-            <w:r>
-              <w:rPr>
-                <w:rFonts w:ascii="Times New Roman" w:hAnsi="Times New Roman" w:cs="Times New Roman"/>
-                <w:noProof/>
-              </w:rPr>
               <w:instrText xml:space="preserve"> PAGEREF _Toc236326890 \h </w:instrText>
-            </w:r>
-            <w:r>
-              <w:rPr>
-                <w:rFonts w:ascii="Times New Roman" w:hAnsi="Times New Roman" w:cs="Times New Roman"/>
-                <w:noProof/>
-              </w:rPr>
-            </w:r>
-            <w:r>
-              <w:rPr>
-                <w:rFonts w:ascii="Times New Roman" w:hAnsi="Times New Roman" w:cs="Times New Roman"/>
-                <w:noProof/>
-              </w:rPr>
               <w:fldChar w:fldCharType="separate"/>
-            </w:r>
-            <w:r>
-              <w:rPr>
-                <w:rFonts w:ascii="Times New Roman" w:hAnsi="Times New Roman" w:cs="Times New Roman"/>
-                <w:noProof/>
-              </w:rPr>
               <w:t>4</w:t>
-            </w:r>
-            <w:r>
-              <w:rPr>
-                <w:rFonts w:ascii="Times New Roman" w:hAnsi="Times New Roman" w:cs="Times New Roman"/>
-                <w:noProof/>
-              </w:rPr>
               <w:fldChar w:fldCharType="end"/>
             </w:r>
           </w:hyperlink>
@@ -749,46 +487,10 @@
                 <w:noProof/>
               </w:rPr>
               <w:tab/>
-            </w:r>
-            <w:r>
-              <w:rPr>
-                <w:rFonts w:ascii="Times New Roman" w:hAnsi="Times New Roman" w:cs="Times New Roman"/>
-                <w:noProof/>
-              </w:rPr>
               <w:fldChar w:fldCharType="begin"/>
-            </w:r>
-            <w:r>
-              <w:rPr>
-                <w:rFonts w:ascii="Times New Roman" w:hAnsi="Times New Roman" w:cs="Times New Roman"/>
-                <w:noProof/>
-              </w:rPr>
               <w:instrText xml:space="preserve"> PAGEREF _Toc236326891 \h </w:instrText>
-            </w:r>
-            <w:r>
-              <w:rPr>
-                <w:rFonts w:ascii="Times New Roman" w:hAnsi="Times New Roman" w:cs="Times New Roman"/>
-                <w:noProof/>
-              </w:rPr>
-            </w:r>
-            <w:r>
-              <w:rPr>
-                <w:rFonts w:ascii="Times New Roman" w:hAnsi="Times New Roman" w:cs="Times New Roman"/>
-                <w:noProof/>
-              </w:rPr>
               <w:fldChar w:fldCharType="separate"/>
-            </w:r>
-            <w:r>
-              <w:rPr>
-                <w:rFonts w:ascii="Times New Roman" w:hAnsi="Times New Roman" w:cs="Times New Roman"/>
-                <w:noProof/>
-              </w:rPr>
               <w:t>4</w:t>
-            </w:r>
-            <w:r>
-              <w:rPr>
-                <w:rFonts w:ascii="Times New Roman" w:hAnsi="Times New Roman" w:cs="Times New Roman"/>
-                <w:noProof/>
-              </w:rPr>
               <w:fldChar w:fldCharType="end"/>
             </w:r>
           </w:hyperlink>
@@ -821,46 +523,10 @@
                 <w:noProof/>
               </w:rPr>
               <w:tab/>
-            </w:r>
-            <w:r>
-              <w:rPr>
-                <w:rFonts w:ascii="Times New Roman" w:hAnsi="Times New Roman" w:cs="Times New Roman"/>
-                <w:noProof/>
-              </w:rPr>
               <w:fldChar w:fldCharType="begin"/>
-            </w:r>
-            <w:r>
-              <w:rPr>
-                <w:rFonts w:ascii="Times New Roman" w:hAnsi="Times New Roman" w:cs="Times New Roman"/>
-                <w:noProof/>
-              </w:rPr>
               <w:instrText xml:space="preserve"> PAGEREF _Toc236326892 \h </w:instrText>
-            </w:r>
-            <w:r>
-              <w:rPr>
-                <w:rFonts w:ascii="Times New Roman" w:hAnsi="Times New Roman" w:cs="Times New Roman"/>
-                <w:noProof/>
-              </w:rPr>
-            </w:r>
-            <w:r>
-              <w:rPr>
-                <w:rFonts w:ascii="Times New Roman" w:hAnsi="Times New Roman" w:cs="Times New Roman"/>
-                <w:noProof/>
-              </w:rPr>
               <w:fldChar w:fldCharType="separate"/>
-            </w:r>
-            <w:r>
-              <w:rPr>
-                <w:rFonts w:ascii="Times New Roman" w:hAnsi="Times New Roman" w:cs="Times New Roman"/>
-                <w:noProof/>
-              </w:rPr>
               <w:t>4</w:t>
-            </w:r>
-            <w:r>
-              <w:rPr>
-                <w:rFonts w:ascii="Times New Roman" w:hAnsi="Times New Roman" w:cs="Times New Roman"/>
-                <w:noProof/>
-              </w:rPr>
               <w:fldChar w:fldCharType="end"/>
             </w:r>
           </w:hyperlink>
@@ -893,46 +559,10 @@
                 <w:noProof/>
               </w:rPr>
               <w:tab/>
-            </w:r>
-            <w:r>
-              <w:rPr>
-                <w:rFonts w:ascii="Times New Roman" w:hAnsi="Times New Roman" w:cs="Times New Roman"/>
-                <w:noProof/>
-              </w:rPr>
               <w:fldChar w:fldCharType="begin"/>
-            </w:r>
-            <w:r>
-              <w:rPr>
-                <w:rFonts w:ascii="Times New Roman" w:hAnsi="Times New Roman" w:cs="Times New Roman"/>
-                <w:noProof/>
-              </w:rPr>
               <w:instrText xml:space="preserve"> PAGEREF _Toc236326893 \h </w:instrText>
-            </w:r>
-            <w:r>
-              <w:rPr>
-                <w:rFonts w:ascii="Times New Roman" w:hAnsi="Times New Roman" w:cs="Times New Roman"/>
-                <w:noProof/>
-              </w:rPr>
-            </w:r>
-            <w:r>
-              <w:rPr>
-                <w:rFonts w:ascii="Times New Roman" w:hAnsi="Times New Roman" w:cs="Times New Roman"/>
-                <w:noProof/>
-              </w:rPr>
               <w:fldChar w:fldCharType="separate"/>
-            </w:r>
-            <w:r>
-              <w:rPr>
-                <w:rFonts w:ascii="Times New Roman" w:hAnsi="Times New Roman" w:cs="Times New Roman"/>
-                <w:noProof/>
-              </w:rPr>
               <w:t>4</w:t>
-            </w:r>
-            <w:r>
-              <w:rPr>
-                <w:rFonts w:ascii="Times New Roman" w:hAnsi="Times New Roman" w:cs="Times New Roman"/>
-                <w:noProof/>
-              </w:rPr>
               <w:fldChar w:fldCharType="end"/>
             </w:r>
           </w:hyperlink>
@@ -965,46 +595,10 @@
                 <w:noProof/>
               </w:rPr>
               <w:tab/>
-            </w:r>
-            <w:r>
-              <w:rPr>
-                <w:rFonts w:ascii="Times New Roman" w:hAnsi="Times New Roman" w:cs="Times New Roman"/>
-                <w:noProof/>
-              </w:rPr>
               <w:fldChar w:fldCharType="begin"/>
-            </w:r>
-            <w:r>
-              <w:rPr>
-                <w:rFonts w:ascii="Times New Roman" w:hAnsi="Times New Roman" w:cs="Times New Roman"/>
-                <w:noProof/>
-              </w:rPr>
               <w:instrText xml:space="preserve"> PAGEREF _Toc236326894 \h </w:instrText>
-            </w:r>
-            <w:r>
-              <w:rPr>
-                <w:rFonts w:ascii="Times New Roman" w:hAnsi="Times New Roman" w:cs="Times New Roman"/>
-                <w:noProof/>
-              </w:rPr>
-            </w:r>
-            <w:r>
-              <w:rPr>
-                <w:rFonts w:ascii="Times New Roman" w:hAnsi="Times New Roman" w:cs="Times New Roman"/>
-                <w:noProof/>
-              </w:rPr>
               <w:fldChar w:fldCharType="separate"/>
-            </w:r>
-            <w:r>
-              <w:rPr>
-                <w:rFonts w:ascii="Times New Roman" w:hAnsi="Times New Roman" w:cs="Times New Roman"/>
-                <w:noProof/>
-              </w:rPr>
               <w:t>5</w:t>
-            </w:r>
-            <w:r>
-              <w:rPr>
-                <w:rFonts w:ascii="Times New Roman" w:hAnsi="Times New Roman" w:cs="Times New Roman"/>
-                <w:noProof/>
-              </w:rPr>
               <w:fldChar w:fldCharType="end"/>
             </w:r>
           </w:hyperlink>
@@ -1037,46 +631,10 @@
                 <w:noProof/>
               </w:rPr>
               <w:tab/>
-            </w:r>
-            <w:r>
-              <w:rPr>
-                <w:rFonts w:ascii="Times New Roman" w:hAnsi="Times New Roman" w:cs="Times New Roman"/>
-                <w:noProof/>
-              </w:rPr>
               <w:fldChar w:fldCharType="begin"/>
-            </w:r>
-            <w:r>
-              <w:rPr>
-                <w:rFonts w:ascii="Times New Roman" w:hAnsi="Times New Roman" w:cs="Times New Roman"/>
-                <w:noProof/>
-              </w:rPr>
               <w:instrText xml:space="preserve"> PAGEREF _Toc236326895 \h </w:instrText>
-            </w:r>
-            <w:r>
-              <w:rPr>
-                <w:rFonts w:ascii="Times New Roman" w:hAnsi="Times New Roman" w:cs="Times New Roman"/>
-                <w:noProof/>
-              </w:rPr>
-            </w:r>
-            <w:r>
-              <w:rPr>
-                <w:rFonts w:ascii="Times New Roman" w:hAnsi="Times New Roman" w:cs="Times New Roman"/>
-                <w:noProof/>
-              </w:rPr>
               <w:fldChar w:fldCharType="separate"/>
-            </w:r>
-            <w:r>
-              <w:rPr>
-                <w:rFonts w:ascii="Times New Roman" w:hAnsi="Times New Roman" w:cs="Times New Roman"/>
-                <w:noProof/>
-              </w:rPr>
               <w:t>6</w:t>
-            </w:r>
-            <w:r>
-              <w:rPr>
-                <w:rFonts w:ascii="Times New Roman" w:hAnsi="Times New Roman" w:cs="Times New Roman"/>
-                <w:noProof/>
-              </w:rPr>
               <w:fldChar w:fldCharType="end"/>
             </w:r>
           </w:hyperlink>
@@ -1109,46 +667,10 @@
                 <w:noProof/>
               </w:rPr>
               <w:tab/>
-            </w:r>
-            <w:r>
-              <w:rPr>
-                <w:rFonts w:ascii="Times New Roman" w:hAnsi="Times New Roman" w:cs="Times New Roman"/>
-                <w:noProof/>
-              </w:rPr>
               <w:fldChar w:fldCharType="begin"/>
-            </w:r>
-            <w:r>
-              <w:rPr>
-                <w:rFonts w:ascii="Times New Roman" w:hAnsi="Times New Roman" w:cs="Times New Roman"/>
-                <w:noProof/>
-              </w:rPr>
               <w:instrText xml:space="preserve"> PAGEREF _Toc236326896 \h </w:instrText>
-            </w:r>
-            <w:r>
-              <w:rPr>
-                <w:rFonts w:ascii="Times New Roman" w:hAnsi="Times New Roman" w:cs="Times New Roman"/>
-                <w:noProof/>
-              </w:rPr>
-            </w:r>
-            <w:r>
-              <w:rPr>
-                <w:rFonts w:ascii="Times New Roman" w:hAnsi="Times New Roman" w:cs="Times New Roman"/>
-                <w:noProof/>
-              </w:rPr>
               <w:fldChar w:fldCharType="separate"/>
-            </w:r>
-            <w:r>
-              <w:rPr>
-                <w:rFonts w:ascii="Times New Roman" w:hAnsi="Times New Roman" w:cs="Times New Roman"/>
-                <w:noProof/>
-              </w:rPr>
               <w:t>6</w:t>
-            </w:r>
-            <w:r>
-              <w:rPr>
-                <w:rFonts w:ascii="Times New Roman" w:hAnsi="Times New Roman" w:cs="Times New Roman"/>
-                <w:noProof/>
-              </w:rPr>
               <w:fldChar w:fldCharType="end"/>
             </w:r>
           </w:hyperlink>
@@ -1181,46 +703,10 @@
                 <w:noProof/>
               </w:rPr>
               <w:tab/>
-            </w:r>
-            <w:r>
-              <w:rPr>
-                <w:rFonts w:ascii="Times New Roman" w:hAnsi="Times New Roman" w:cs="Times New Roman"/>
-                <w:noProof/>
-              </w:rPr>
               <w:fldChar w:fldCharType="begin"/>
-            </w:r>
-            <w:r>
-              <w:rPr>
-                <w:rFonts w:ascii="Times New Roman" w:hAnsi="Times New Roman" w:cs="Times New Roman"/>
-                <w:noProof/>
-              </w:rPr>
               <w:instrText xml:space="preserve"> PAGEREF _Toc236326897 \h </w:instrText>
-            </w:r>
-            <w:r>
-              <w:rPr>
-                <w:rFonts w:ascii="Times New Roman" w:hAnsi="Times New Roman" w:cs="Times New Roman"/>
-                <w:noProof/>
-              </w:rPr>
-            </w:r>
-            <w:r>
-              <w:rPr>
-                <w:rFonts w:ascii="Times New Roman" w:hAnsi="Times New Roman" w:cs="Times New Roman"/>
-                <w:noProof/>
-              </w:rPr>
               <w:fldChar w:fldCharType="separate"/>
-            </w:r>
-            <w:r>
-              <w:rPr>
-                <w:rFonts w:ascii="Times New Roman" w:hAnsi="Times New Roman" w:cs="Times New Roman"/>
-                <w:noProof/>
-              </w:rPr>
               <w:t>6</w:t>
-            </w:r>
-            <w:r>
-              <w:rPr>
-                <w:rFonts w:ascii="Times New Roman" w:hAnsi="Times New Roman" w:cs="Times New Roman"/>
-                <w:noProof/>
-              </w:rPr>
               <w:fldChar w:fldCharType="end"/>
             </w:r>
           </w:hyperlink>
@@ -1253,46 +739,10 @@
                 <w:noProof/>
               </w:rPr>
               <w:tab/>
-            </w:r>
-            <w:r>
-              <w:rPr>
-                <w:rFonts w:ascii="Times New Roman" w:hAnsi="Times New Roman" w:cs="Times New Roman"/>
-                <w:noProof/>
-              </w:rPr>
               <w:fldChar w:fldCharType="begin"/>
-            </w:r>
-            <w:r>
-              <w:rPr>
-                <w:rFonts w:ascii="Times New Roman" w:hAnsi="Times New Roman" w:cs="Times New Roman"/>
-                <w:noProof/>
-              </w:rPr>
               <w:instrText xml:space="preserve"> PAGEREF _Toc236326898 \h </w:instrText>
-            </w:r>
-            <w:r>
-              <w:rPr>
-                <w:rFonts w:ascii="Times New Roman" w:hAnsi="Times New Roman" w:cs="Times New Roman"/>
-                <w:noProof/>
-              </w:rPr>
-            </w:r>
-            <w:r>
-              <w:rPr>
-                <w:rFonts w:ascii="Times New Roman" w:hAnsi="Times New Roman" w:cs="Times New Roman"/>
-                <w:noProof/>
-              </w:rPr>
               <w:fldChar w:fldCharType="separate"/>
-            </w:r>
-            <w:r>
-              <w:rPr>
-                <w:rFonts w:ascii="Times New Roman" w:hAnsi="Times New Roman" w:cs="Times New Roman"/>
-                <w:noProof/>
-              </w:rPr>
               <w:t>6</w:t>
-            </w:r>
-            <w:r>
-              <w:rPr>
-                <w:rFonts w:ascii="Times New Roman" w:hAnsi="Times New Roman" w:cs="Times New Roman"/>
-                <w:noProof/>
-              </w:rPr>
               <w:fldChar w:fldCharType="end"/>
             </w:r>
           </w:hyperlink>
@@ -1325,46 +775,10 @@
                 <w:noProof/>
               </w:rPr>
               <w:tab/>
-            </w:r>
-            <w:r>
-              <w:rPr>
-                <w:rFonts w:ascii="Times New Roman" w:hAnsi="Times New Roman" w:cs="Times New Roman"/>
-                <w:noProof/>
-              </w:rPr>
               <w:fldChar w:fldCharType="begin"/>
-            </w:r>
-            <w:r>
-              <w:rPr>
-                <w:rFonts w:ascii="Times New Roman" w:hAnsi="Times New Roman" w:cs="Times New Roman"/>
-                <w:noProof/>
-              </w:rPr>
               <w:instrText xml:space="preserve"> PAGEREF _Toc236326899 \h </w:instrText>
-            </w:r>
-            <w:r>
-              <w:rPr>
-                <w:rFonts w:ascii="Times New Roman" w:hAnsi="Times New Roman" w:cs="Times New Roman"/>
-                <w:noProof/>
-              </w:rPr>
-            </w:r>
-            <w:r>
-              <w:rPr>
-                <w:rFonts w:ascii="Times New Roman" w:hAnsi="Times New Roman" w:cs="Times New Roman"/>
-                <w:noProof/>
-              </w:rPr>
               <w:fldChar w:fldCharType="separate"/>
-            </w:r>
-            <w:r>
-              <w:rPr>
-                <w:rFonts w:ascii="Times New Roman" w:hAnsi="Times New Roman" w:cs="Times New Roman"/>
-                <w:noProof/>
-              </w:rPr>
               <w:t>7</w:t>
-            </w:r>
-            <w:r>
-              <w:rPr>
-                <w:rFonts w:ascii="Times New Roman" w:hAnsi="Times New Roman" w:cs="Times New Roman"/>
-                <w:noProof/>
-              </w:rPr>
               <w:fldChar w:fldCharType="end"/>
             </w:r>
           </w:hyperlink>
@@ -1397,46 +811,10 @@
                 <w:noProof/>
               </w:rPr>
               <w:tab/>
-            </w:r>
-            <w:r>
-              <w:rPr>
-                <w:rFonts w:ascii="Times New Roman" w:hAnsi="Times New Roman" w:cs="Times New Roman"/>
-                <w:noProof/>
-              </w:rPr>
               <w:fldChar w:fldCharType="begin"/>
-            </w:r>
-            <w:r>
-              <w:rPr>
-                <w:rFonts w:ascii="Times New Roman" w:hAnsi="Times New Roman" w:cs="Times New Roman"/>
-                <w:noProof/>
-              </w:rPr>
               <w:instrText xml:space="preserve"> PAGEREF _Toc236326900 \h </w:instrText>
-            </w:r>
-            <w:r>
-              <w:rPr>
-                <w:rFonts w:ascii="Times New Roman" w:hAnsi="Times New Roman" w:cs="Times New Roman"/>
-                <w:noProof/>
-              </w:rPr>
-            </w:r>
-            <w:r>
-              <w:rPr>
-                <w:rFonts w:ascii="Times New Roman" w:hAnsi="Times New Roman" w:cs="Times New Roman"/>
-                <w:noProof/>
-              </w:rPr>
               <w:fldChar w:fldCharType="separate"/>
-            </w:r>
-            <w:r>
-              <w:rPr>
-                <w:rFonts w:ascii="Times New Roman" w:hAnsi="Times New Roman" w:cs="Times New Roman"/>
-                <w:noProof/>
-              </w:rPr>
               <w:t>7</w:t>
-            </w:r>
-            <w:r>
-              <w:rPr>
-                <w:rFonts w:ascii="Times New Roman" w:hAnsi="Times New Roman" w:cs="Times New Roman"/>
-                <w:noProof/>
-              </w:rPr>
               <w:fldChar w:fldCharType="end"/>
             </w:r>
           </w:hyperlink>
@@ -1469,46 +847,10 @@
                 <w:noProof/>
               </w:rPr>
               <w:tab/>
-            </w:r>
-            <w:r>
-              <w:rPr>
-                <w:rFonts w:ascii="Times New Roman" w:hAnsi="Times New Roman" w:cs="Times New Roman"/>
-                <w:noProof/>
-              </w:rPr>
               <w:fldChar w:fldCharType="begin"/>
-            </w:r>
-            <w:r>
-              <w:rPr>
-                <w:rFonts w:ascii="Times New Roman" w:hAnsi="Times New Roman" w:cs="Times New Roman"/>
-                <w:noProof/>
-              </w:rPr>
               <w:instrText xml:space="preserve"> PAGEREF _Toc236326901 \h </w:instrText>
-            </w:r>
-            <w:r>
-              <w:rPr>
-                <w:rFonts w:ascii="Times New Roman" w:hAnsi="Times New Roman" w:cs="Times New Roman"/>
-                <w:noProof/>
-              </w:rPr>
-            </w:r>
-            <w:r>
-              <w:rPr>
-                <w:rFonts w:ascii="Times New Roman" w:hAnsi="Times New Roman" w:cs="Times New Roman"/>
-                <w:noProof/>
-              </w:rPr>
               <w:fldChar w:fldCharType="separate"/>
-            </w:r>
-            <w:r>
-              <w:rPr>
-                <w:rFonts w:ascii="Times New Roman" w:hAnsi="Times New Roman" w:cs="Times New Roman"/>
-                <w:noProof/>
-              </w:rPr>
               <w:t>7</w:t>
-            </w:r>
-            <w:r>
-              <w:rPr>
-                <w:rFonts w:ascii="Times New Roman" w:hAnsi="Times New Roman" w:cs="Times New Roman"/>
-                <w:noProof/>
-              </w:rPr>
               <w:fldChar w:fldCharType="end"/>
             </w:r>
           </w:hyperlink>
@@ -1541,46 +883,10 @@
                 <w:noProof/>
               </w:rPr>
               <w:tab/>
-            </w:r>
-            <w:r>
-              <w:rPr>
-                <w:rFonts w:ascii="Times New Roman" w:hAnsi="Times New Roman" w:cs="Times New Roman"/>
-                <w:noProof/>
-              </w:rPr>
               <w:fldChar w:fldCharType="begin"/>
-            </w:r>
-            <w:r>
-              <w:rPr>
-                <w:rFonts w:ascii="Times New Roman" w:hAnsi="Times New Roman" w:cs="Times New Roman"/>
-                <w:noProof/>
-              </w:rPr>
               <w:instrText xml:space="preserve"> PAGEREF _Toc236326902 \h </w:instrText>
-            </w:r>
-            <w:r>
-              <w:rPr>
-                <w:rFonts w:ascii="Times New Roman" w:hAnsi="Times New Roman" w:cs="Times New Roman"/>
-                <w:noProof/>
-              </w:rPr>
-            </w:r>
-            <w:r>
-              <w:rPr>
-                <w:rFonts w:ascii="Times New Roman" w:hAnsi="Times New Roman" w:cs="Times New Roman"/>
-                <w:noProof/>
-              </w:rPr>
               <w:fldChar w:fldCharType="separate"/>
-            </w:r>
-            <w:r>
-              <w:rPr>
-                <w:rFonts w:ascii="Times New Roman" w:hAnsi="Times New Roman" w:cs="Times New Roman"/>
-                <w:noProof/>
-              </w:rPr>
               <w:t>7</w:t>
-            </w:r>
-            <w:r>
-              <w:rPr>
-                <w:rFonts w:ascii="Times New Roman" w:hAnsi="Times New Roman" w:cs="Times New Roman"/>
-                <w:noProof/>
-              </w:rPr>
               <w:fldChar w:fldCharType="end"/>
             </w:r>
           </w:hyperlink>
@@ -1613,46 +919,10 @@
                 <w:noProof/>
               </w:rPr>
               <w:tab/>
-            </w:r>
-            <w:r>
-              <w:rPr>
-                <w:rFonts w:ascii="Times New Roman" w:hAnsi="Times New Roman" w:cs="Times New Roman"/>
-                <w:noProof/>
-              </w:rPr>
               <w:fldChar w:fldCharType="begin"/>
-            </w:r>
-            <w:r>
-              <w:rPr>
-                <w:rFonts w:ascii="Times New Roman" w:hAnsi="Times New Roman" w:cs="Times New Roman"/>
-                <w:noProof/>
-              </w:rPr>
               <w:instrText xml:space="preserve"> PAGEREF _Toc236326903 \h </w:instrText>
-            </w:r>
-            <w:r>
-              <w:rPr>
-                <w:rFonts w:ascii="Times New Roman" w:hAnsi="Times New Roman" w:cs="Times New Roman"/>
-                <w:noProof/>
-              </w:rPr>
-            </w:r>
-            <w:r>
-              <w:rPr>
-                <w:rFonts w:ascii="Times New Roman" w:hAnsi="Times New Roman" w:cs="Times New Roman"/>
-                <w:noProof/>
-              </w:rPr>
               <w:fldChar w:fldCharType="separate"/>
-            </w:r>
-            <w:r>
-              <w:rPr>
-                <w:rFonts w:ascii="Times New Roman" w:hAnsi="Times New Roman" w:cs="Times New Roman"/>
-                <w:noProof/>
-              </w:rPr>
               <w:t>8</w:t>
-            </w:r>
-            <w:r>
-              <w:rPr>
-                <w:rFonts w:ascii="Times New Roman" w:hAnsi="Times New Roman" w:cs="Times New Roman"/>
-                <w:noProof/>
-              </w:rPr>
               <w:fldChar w:fldCharType="end"/>
             </w:r>
           </w:hyperlink>
@@ -1685,46 +955,10 @@
                 <w:noProof/>
               </w:rPr>
               <w:tab/>
-            </w:r>
-            <w:r>
-              <w:rPr>
-                <w:rFonts w:ascii="Times New Roman" w:hAnsi="Times New Roman" w:cs="Times New Roman"/>
-                <w:noProof/>
-              </w:rPr>
               <w:fldChar w:fldCharType="begin"/>
-            </w:r>
-            <w:r>
-              <w:rPr>
-                <w:rFonts w:ascii="Times New Roman" w:hAnsi="Times New Roman" w:cs="Times New Roman"/>
-                <w:noProof/>
-              </w:rPr>
               <w:instrText xml:space="preserve"> PAGEREF _Toc236326904 \h </w:instrText>
-            </w:r>
-            <w:r>
-              <w:rPr>
-                <w:rFonts w:ascii="Times New Roman" w:hAnsi="Times New Roman" w:cs="Times New Roman"/>
-                <w:noProof/>
-              </w:rPr>
-            </w:r>
-            <w:r>
-              <w:rPr>
-                <w:rFonts w:ascii="Times New Roman" w:hAnsi="Times New Roman" w:cs="Times New Roman"/>
-                <w:noProof/>
-              </w:rPr>
               <w:fldChar w:fldCharType="separate"/>
-            </w:r>
-            <w:r>
-              <w:rPr>
-                <w:rFonts w:ascii="Times New Roman" w:hAnsi="Times New Roman" w:cs="Times New Roman"/>
-                <w:noProof/>
-              </w:rPr>
               <w:t>8</w:t>
-            </w:r>
-            <w:r>
-              <w:rPr>
-                <w:rFonts w:ascii="Times New Roman" w:hAnsi="Times New Roman" w:cs="Times New Roman"/>
-                <w:noProof/>
-              </w:rPr>
               <w:fldChar w:fldCharType="end"/>
             </w:r>
           </w:hyperlink>
@@ -1757,46 +991,10 @@
                 <w:noProof/>
               </w:rPr>
               <w:tab/>
-            </w:r>
-            <w:r>
-              <w:rPr>
-                <w:rFonts w:ascii="Times New Roman" w:hAnsi="Times New Roman" w:cs="Times New Roman"/>
-                <w:noProof/>
-              </w:rPr>
               <w:fldChar w:fldCharType="begin"/>
-            </w:r>
-            <w:r>
-              <w:rPr>
-                <w:rFonts w:ascii="Times New Roman" w:hAnsi="Times New Roman" w:cs="Times New Roman"/>
-                <w:noProof/>
-              </w:rPr>
               <w:instrText xml:space="preserve"> PAGEREF _Toc236326905 \h </w:instrText>
-            </w:r>
-            <w:r>
-              <w:rPr>
-                <w:rFonts w:ascii="Times New Roman" w:hAnsi="Times New Roman" w:cs="Times New Roman"/>
-                <w:noProof/>
-              </w:rPr>
-            </w:r>
-            <w:r>
-              <w:rPr>
-                <w:rFonts w:ascii="Times New Roman" w:hAnsi="Times New Roman" w:cs="Times New Roman"/>
-                <w:noProof/>
-              </w:rPr>
               <w:fldChar w:fldCharType="separate"/>
-            </w:r>
-            <w:r>
-              <w:rPr>
-                <w:rFonts w:ascii="Times New Roman" w:hAnsi="Times New Roman" w:cs="Times New Roman"/>
-                <w:noProof/>
-              </w:rPr>
               <w:t>10</w:t>
-            </w:r>
-            <w:r>
-              <w:rPr>
-                <w:rFonts w:ascii="Times New Roman" w:hAnsi="Times New Roman" w:cs="Times New Roman"/>
-                <w:noProof/>
-              </w:rPr>
               <w:fldChar w:fldCharType="end"/>
             </w:r>
           </w:hyperlink>
@@ -1829,46 +1027,10 @@
                 <w:noProof/>
               </w:rPr>
               <w:tab/>
-            </w:r>
-            <w:r>
-              <w:rPr>
-                <w:rFonts w:ascii="Times New Roman" w:hAnsi="Times New Roman" w:cs="Times New Roman"/>
-                <w:noProof/>
-              </w:rPr>
               <w:fldChar w:fldCharType="begin"/>
-            </w:r>
-            <w:r>
-              <w:rPr>
-                <w:rFonts w:ascii="Times New Roman" w:hAnsi="Times New Roman" w:cs="Times New Roman"/>
-                <w:noProof/>
-              </w:rPr>
               <w:instrText xml:space="preserve"> PAGEREF _Toc236326906 \h </w:instrText>
-            </w:r>
-            <w:r>
-              <w:rPr>
-                <w:rFonts w:ascii="Times New Roman" w:hAnsi="Times New Roman" w:cs="Times New Roman"/>
-                <w:noProof/>
-              </w:rPr>
-            </w:r>
-            <w:r>
-              <w:rPr>
-                <w:rFonts w:ascii="Times New Roman" w:hAnsi="Times New Roman" w:cs="Times New Roman"/>
-                <w:noProof/>
-              </w:rPr>
               <w:fldChar w:fldCharType="separate"/>
-            </w:r>
-            <w:r>
-              <w:rPr>
-                <w:rFonts w:ascii="Times New Roman" w:hAnsi="Times New Roman" w:cs="Times New Roman"/>
-                <w:noProof/>
-              </w:rPr>
               <w:t>10</w:t>
-            </w:r>
-            <w:r>
-              <w:rPr>
-                <w:rFonts w:ascii="Times New Roman" w:hAnsi="Times New Roman" w:cs="Times New Roman"/>
-                <w:noProof/>
-              </w:rPr>
               <w:fldChar w:fldCharType="end"/>
             </w:r>
           </w:hyperlink>
@@ -1935,13 +1097,7 @@
         <w:rPr>
           <w:rFonts w:ascii="Times New Roman" w:hAnsi="Times New Roman" w:cs="Times New Roman"/>
         </w:rPr>
-        <w:t>This guide provides all the information necessary to set up the public GitHub repository that version-controls the entire Superstore Retail Sales Analysis &amp; Forecasting project — the numbered document set (01 plan, 08 this guide, 12 report mockup, 13 visual build instructions, 15 development guide, 18 calendar reference, 20 data dictionary, 21 model evaluation, 22 evaluation framework, 24 evaluation dashboard mockup, 30 Fabric migration guide), the .pbix report file, the diff-friendly Power BI Project (PBIP</w:t>
-      </w:r>
-      <w:r>
-        <w:rPr>
-          <w:rFonts w:ascii="Times New Roman" w:hAnsi="Times New Roman" w:cs="Times New Roman"/>
-        </w:rPr>
-        <w:t>) text files, Power Query scripts, the theme JSON, and screenshots — and establishes the day-to-day workflow: documents and binaries are uploaded through the GitHub website, while Power BI development is committed as readable text via the PBIP format and GitHub Desktop. No prior knowledge of Git or GitHub is assumed.</w:t>
+        <w:t>This guide provides all the information necessary to set up the public GitHub repository that version-controls the entire Superstore Retail Sales Analysis &amp; Forecasting project — the numbered document set (01 plan, 08 this guide, 12 report mockup, 13 visual build instructions, 15 development guide, 18 calendar reference, 20 data dictionary, 21 model evaluation, 22 evaluation framework, 24 evaluation dashboard mockup, 30 Fabric migration guide), the .pbix report file, the diff-friendly Power BI Project (PBIP) text files, Power Query scripts, the theme JSON, and screenshots — and establishes the day-to-day workflow: documents and binaries are uploaded through the GitHub website, while Power BI development is committed as readable text via the PBIP format and GitHub Desktop. No prior knowledge of Git or GitHub is assumed.</w:t>
       </w:r>
     </w:p>
     <w:tbl>
@@ -3307,13 +2463,7 @@
         <w:rPr>
           <w:rFonts w:ascii="Times New Roman" w:hAnsi="Times New Roman" w:cs="Times New Roman"/>
         </w:rPr>
-        <w:t>Repository name: superstore-sales-forecasting. Description: 'Three-page Power BI sales-team report on the public Superstore dataset: star schema, 34-measure DAX layer, quota framework, ETS forecast</w:t>
-      </w:r>
-      <w:r>
-        <w:rPr>
-          <w:rFonts w:ascii="Times New Roman" w:hAnsi="Times New Roman" w:cs="Times New Roman"/>
-        </w:rPr>
-        <w:t>'</w:t>
+        <w:t>Repository name: superstore-sales-forecasting. Description: 'Three-page Power BI sales-team report on the public Superstore dataset: star schema, 34-measure DAX layer, quota framework, ETS forecast'</w:t>
       </w:r>
     </w:p>
     <w:p>
@@ -4411,13 +3561,7 @@
         <w:rPr>
           <w:rFonts w:ascii="Times New Roman" w:hAnsi="Times New Roman" w:cs="Times New Roman"/>
         </w:rPr>
-        <w:t>A note added at revision 1.1: documents 22 and 30 both stand up a Fabric workspace for this project, and a Fabric workspace can sync directly to this repository (Workspace settings → Git integration). That is a legitimate alternative to the GitHub Desktop loop below and removes the local-clone step entirely. It is not the default here because it requires Fabric capacity, and this guide assumes none. If you have followed document 22 or 30 and the workspace is already on capacity, prefer Fabric Git integratio</w:t>
-      </w:r>
-      <w:r>
-        <w:rPr>
-          <w:rFonts w:ascii="Times New Roman" w:hAnsi="Times New Roman" w:cs="Times New Roman"/>
-        </w:rPr>
-        <w:t>n and treat §7.2–7.3 as the fallback path.</w:t>
+        <w:t>A note added at revision 1.1: documents 22 and 30 both stand up a Fabric workspace for this project, and a Fabric workspace can sync directly to this repository (Workspace settings → Git integration). That is a legitimate alternative to the GitHub Desktop loop below and removes the local-clone step entirely. It is not the default here because it requires Fabric capacity, and this guide assumes none. If you have followed document 22 or 30 and the workspace is already on capacity, prefer Fabric Git integration and treat §7.2–7.3 as the fallback path.</w:t>
       </w:r>
     </w:p>
     <w:p>
@@ -5130,7 +4274,7 @@
           <w:sz w:val="18"/>
           <w:szCs w:val="18"/>
         </w:rPr>
-        <w:t>6-month ETS forecast with 95% CI — built in a deliberate 4-hour timebox.</w:t>
+        <w:t>6-month ETS forecast with 95% CI.</w:t>
       </w:r>
     </w:p>
     <w:p>
@@ -5658,58 +4802,6 @@
           <w:szCs w:val="18"/>
         </w:rPr>
         <w:t xml:space="preserve"> </w:t>
-      </w:r>
-    </w:p>
-    <w:p>
-      <w:pPr>
-        <w:shd w:val="clear" w:color="auto" w:fill="F5F0E8"/>
-        <w:ind w:left="240" w:right="240"/>
-        <w:rPr>
-          <w:rFonts w:ascii="Times New Roman" w:hAnsi="Times New Roman" w:cs="Times New Roman"/>
-        </w:rPr>
-      </w:pPr>
-      <w:r>
-        <w:rPr>
-          <w:rFonts w:ascii="Times New Roman" w:eastAsia="Consolas" w:hAnsi="Times New Roman" w:cs="Times New Roman"/>
-          <w:sz w:val="18"/>
-          <w:szCs w:val="18"/>
-        </w:rPr>
-        <w:t>## Built in a 4-hour timebox</w:t>
-      </w:r>
-    </w:p>
-    <w:p>
-      <w:pPr>
-        <w:shd w:val="clear" w:color="auto" w:fill="F5F0E8"/>
-        <w:ind w:left="240" w:right="240"/>
-        <w:rPr>
-          <w:rFonts w:ascii="Times New Roman" w:hAnsi="Times New Roman" w:cs="Times New Roman"/>
-        </w:rPr>
-      </w:pPr>
-      <w:r>
-        <w:rPr>
-          <w:rFonts w:ascii="Times New Roman" w:eastAsia="Consolas" w:hAnsi="Times New Roman" w:cs="Times New Roman"/>
-          <w:sz w:val="18"/>
-          <w:szCs w:val="18"/>
-        </w:rPr>
-        <w:t>Scoping notes and cut-order guardrails are in docs/ — deliberate</w:t>
-      </w:r>
-    </w:p>
-    <w:p>
-      <w:pPr>
-        <w:shd w:val="clear" w:color="auto" w:fill="F5F0E8"/>
-        <w:spacing w:after="160"/>
-        <w:ind w:left="240" w:right="240"/>
-        <w:rPr>
-          <w:rFonts w:ascii="Times New Roman" w:hAnsi="Times New Roman" w:cs="Times New Roman"/>
-        </w:rPr>
-      </w:pPr>
-      <w:r>
-        <w:rPr>
-          <w:rFonts w:ascii="Times New Roman" w:eastAsia="Consolas" w:hAnsi="Times New Roman" w:cs="Times New Roman"/>
-          <w:sz w:val="18"/>
-          <w:szCs w:val="18"/>
-        </w:rPr>
-        <w:t>prioritization under constraint is part of the demonstration.</w:t>
       </w:r>
     </w:p>
     <w:p>
